--- a/script/Posterior Cervical Foraminotomy.docx
+++ b/script/Posterior Cervical Foraminotomy.docx
@@ -29,7 +29,7 @@
         <w:jc w:val="both"/>
       </w:pPr>
       <w:r>
-        <w:t xml:space="preserve">Thumbnail text: </w:t>
+        <w:t xml:space="preserve">Thumbnail: </w:t>
       </w:r>
       <w:r>
         <w:t xml:space="preserve">Posterior cervical foraminotomy (PCF) is a </w:t>
@@ -896,6 +896,7 @@
       <w:r>
         <w:rPr>
           <w:color w:val="00B0F0"/>
+          <w:u w:val="single"/>
         </w:rPr>
         <w:t>posterior cervical discectomy (PCDF)</w:t>
       </w:r>
@@ -905,6 +906,7 @@
       <w:r>
         <w:rPr>
           <w:color w:val="00B0F0"/>
+          <w:u w:val="single"/>
         </w:rPr>
         <w:t>anterior cervical discectomy (ACDF)</w:t>
       </w:r>

--- a/script/Posterior Cervical Foraminotomy.docx
+++ b/script/Posterior Cervical Foraminotomy.docx
@@ -76,14 +76,12 @@
       <w:r>
         <w:t xml:space="preserve"> or </w:t>
       </w:r>
-      <w:proofErr w:type="spellStart"/>
       <w:r>
         <w:rPr>
           <w:color w:val="00B0F0"/>
         </w:rPr>
         <w:t>osteophytectomy</w:t>
       </w:r>
-      <w:proofErr w:type="spellEnd"/>
       <w:r>
         <w:t xml:space="preserve"> to</w:t>
       </w:r>
@@ -173,14 +171,12 @@
       <w:r>
         <w:t xml:space="preserve">or </w:t>
       </w:r>
-      <w:proofErr w:type="spellStart"/>
       <w:r>
         <w:rPr>
           <w:color w:val="00B0F0"/>
         </w:rPr>
         <w:t>osteophytectomy</w:t>
       </w:r>
-      <w:proofErr w:type="spellEnd"/>
       <w:r>
         <w:t xml:space="preserve"> to achieve adequate decompression and symptom relief.</w:t>
       </w:r>
@@ -290,21 +286,7 @@
         <w:rPr>
           <w:color w:val="00B0F0"/>
         </w:rPr>
-        <w:t xml:space="preserve">Cervical </w:t>
-      </w:r>
-      <w:proofErr w:type="spellStart"/>
-      <w:r>
-        <w:rPr>
-          <w:color w:val="00B0F0"/>
-        </w:rPr>
-        <w:t>spondylotic</w:t>
-      </w:r>
-      <w:proofErr w:type="spellEnd"/>
-      <w:r>
-        <w:rPr>
-          <w:color w:val="00B0F0"/>
-        </w:rPr>
-        <w:t xml:space="preserve"> radiculopathy</w:t>
+        <w:t>Cervical spondylotic radiculopathy</w:t>
       </w:r>
     </w:p>
     <w:p>
@@ -538,14 +520,12 @@
       <w:r>
         <w:t xml:space="preserve">Title: </w:t>
       </w:r>
-      <w:proofErr w:type="spellStart"/>
       <w:r>
         <w:t>Laminof</w:t>
       </w:r>
       <w:r>
         <w:t>oraminotomy</w:t>
       </w:r>
-      <w:proofErr w:type="spellEnd"/>
     </w:p>
     <w:p>
       <w:pPr>
@@ -632,14 +612,12 @@
       <w:r>
         <w:t xml:space="preserve">, a procedure known as </w:t>
       </w:r>
-      <w:proofErr w:type="spellStart"/>
       <w:r>
         <w:rPr>
           <w:color w:val="00B0F0"/>
         </w:rPr>
         <w:t>laminoforaminotomy</w:t>
       </w:r>
-      <w:proofErr w:type="spellEnd"/>
       <w:r>
         <w:t xml:space="preserve">. </w:t>
       </w:r>
@@ -802,7 +780,6 @@
       <w:r>
         <w:t xml:space="preserve"> </w:t>
       </w:r>
-      <w:proofErr w:type="spellStart"/>
       <w:r>
         <w:rPr>
           <w:color w:val="00B0F0"/>
@@ -813,84 +790,77 @@
         <w:rPr>
           <w:color w:val="00B0F0"/>
         </w:rPr>
-        <w:t>steophytectomy</w:t>
-      </w:r>
-      <w:proofErr w:type="spellEnd"/>
-      <w:r>
-        <w:rPr>
-          <w:color w:val="00B0F0"/>
-        </w:rPr>
+        <w:t xml:space="preserve">steophytectomy </w:t>
+      </w:r>
+      <w:r>
+        <w:t xml:space="preserve">may </w:t>
+      </w:r>
+      <w:r>
+        <w:t xml:space="preserve">additionally </w:t>
+      </w:r>
+      <w:r>
+        <w:t>be considered if there is a clear visualization of the osteophyte.</w:t>
+      </w:r>
+    </w:p>
+    <w:p>
+      <w:pPr>
+        <w:jc w:val="both"/>
+      </w:pPr>
+    </w:p>
+    <w:p>
+      <w:pPr>
+        <w:jc w:val="both"/>
+      </w:pPr>
+      <w:r>
+        <w:t>Scene 4</w:t>
+      </w:r>
+    </w:p>
+    <w:p>
+      <w:pPr>
+        <w:jc w:val="both"/>
+      </w:pPr>
+      <w:r>
+        <w:t xml:space="preserve">Title: </w:t>
+      </w:r>
+      <w:r>
+        <w:t>Preserved Motion after PCF</w:t>
+      </w:r>
+    </w:p>
+    <w:p>
+      <w:pPr>
+        <w:jc w:val="both"/>
+      </w:pPr>
+      <w:r>
+        <w:t xml:space="preserve">Text: </w:t>
+      </w:r>
+      <w:r>
+        <w:t>One of the advantage</w:t>
+      </w:r>
+      <w:r>
+        <w:t>s</w:t>
+      </w:r>
+      <w:r>
+        <w:t xml:space="preserve"> of performing PCF is that it allows patients to </w:t>
+      </w:r>
+      <w:r>
+        <w:t xml:space="preserve">maintain </w:t>
+      </w:r>
+      <w:r>
+        <w:rPr>
+          <w:color w:val="00B0F0"/>
+        </w:rPr>
+        <w:t>normal neck motion</w:t>
+      </w:r>
+      <w:r>
         <w:t xml:space="preserve"> </w:t>
       </w:r>
       <w:r>
-        <w:t xml:space="preserve">may </w:t>
-      </w:r>
-      <w:r>
-        <w:t xml:space="preserve">additionally </w:t>
-      </w:r>
-      <w:r>
-        <w:t>be considered if there is a clear visualization of the osteophyte.</w:t>
-      </w:r>
-    </w:p>
-    <w:p>
-      <w:pPr>
-        <w:jc w:val="both"/>
-      </w:pPr>
-    </w:p>
-    <w:p>
-      <w:pPr>
-        <w:jc w:val="both"/>
-      </w:pPr>
-      <w:r>
-        <w:t>Scene 4</w:t>
-      </w:r>
-    </w:p>
-    <w:p>
-      <w:pPr>
-        <w:jc w:val="both"/>
-      </w:pPr>
-      <w:r>
-        <w:t xml:space="preserve">Title: </w:t>
-      </w:r>
-      <w:r>
-        <w:t>Preserved Motion after PCF</w:t>
-      </w:r>
-    </w:p>
-    <w:p>
-      <w:pPr>
-        <w:jc w:val="both"/>
-      </w:pPr>
-      <w:r>
-        <w:t xml:space="preserve">Text: </w:t>
-      </w:r>
-      <w:r>
-        <w:t>One of the advantage</w:t>
-      </w:r>
-      <w:r>
-        <w:t>s</w:t>
-      </w:r>
-      <w:r>
-        <w:t xml:space="preserve"> of performing PCF is that it allows patients to </w:t>
-      </w:r>
-      <w:r>
-        <w:t xml:space="preserve">maintain </w:t>
-      </w:r>
-      <w:r>
-        <w:rPr>
-          <w:color w:val="00B0F0"/>
-        </w:rPr>
-        <w:t>normal neck motion</w:t>
+        <w:t>after the surgery.</w:t>
       </w:r>
       <w:r>
         <w:t xml:space="preserve"> </w:t>
       </w:r>
       <w:r>
-        <w:t>after the surgery.</w:t>
-      </w:r>
-      <w:r>
-        <w:t xml:space="preserve"> </w:t>
-      </w:r>
-      <w:r>
         <w:t xml:space="preserve">Unlike </w:t>
       </w:r>
       <w:r>
@@ -898,7 +868,21 @@
           <w:color w:val="00B0F0"/>
           <w:u w:val="single"/>
         </w:rPr>
-        <w:t>posterior cervical discectomy (PCDF)</w:t>
+        <w:t>posterior cervical discectomy</w:t>
+      </w:r>
+      <w:r>
+        <w:rPr>
+          <w:color w:val="00B0F0"/>
+          <w:u w:val="single"/>
+        </w:rPr>
+        <w:t xml:space="preserve"> and Fusion</w:t>
+      </w:r>
+      <w:r>
+        <w:rPr>
+          <w:color w:val="00B0F0"/>
+          <w:u w:val="single"/>
+        </w:rPr>
+        <w:t xml:space="preserve"> (PCDF)</w:t>
       </w:r>
       <w:r>
         <w:t xml:space="preserve"> and </w:t>
@@ -1103,14 +1087,12 @@
       <w:r>
         <w:t xml:space="preserve"> and </w:t>
       </w:r>
-      <w:proofErr w:type="spellStart"/>
       <w:r>
         <w:rPr>
           <w:color w:val="00B0F0"/>
         </w:rPr>
         <w:t>osteophytectomy</w:t>
       </w:r>
-      <w:proofErr w:type="spellEnd"/>
       <w:r>
         <w:t xml:space="preserve"> to ensure </w:t>
       </w:r>

--- a/script/Posterior Cervical Foraminotomy.docx
+++ b/script/Posterior Cervical Foraminotomy.docx
@@ -32,10 +32,71 @@
         <w:t xml:space="preserve">Thumbnail: </w:t>
       </w:r>
       <w:r>
+        <w:rPr>
+          <w:color w:val="000000" w:themeColor="text1"/>
+        </w:rPr>
+        <w:t>Posterior cervical foraminotomy (PCF) is a surgical procedure that relieves pressure on spine cord and nerves by widening the neural foramen</w:t>
+      </w:r>
+      <w:r>
+        <w:rPr>
+          <w:color w:val="000000" w:themeColor="text1"/>
+        </w:rPr>
+        <w:t xml:space="preserve"> posteriorly</w:t>
+      </w:r>
+      <w:r>
+        <w:rPr>
+          <w:color w:val="000000" w:themeColor="text1"/>
+        </w:rPr>
+        <w:t xml:space="preserve">. A major advantage of PCF is that it allows patients to preserve range of motion after the surgery. During the procedure, surgeons may additionally perform discectomy or </w:t>
+      </w:r>
+      <w:proofErr w:type="spellStart"/>
+      <w:r>
+        <w:rPr>
+          <w:color w:val="000000" w:themeColor="text1"/>
+        </w:rPr>
+        <w:t>osteophytectomy</w:t>
+      </w:r>
+      <w:proofErr w:type="spellEnd"/>
+      <w:r>
+        <w:rPr>
+          <w:color w:val="000000" w:themeColor="text1"/>
+        </w:rPr>
+        <w:t xml:space="preserve"> to</w:t>
+      </w:r>
+      <w:r>
+        <w:rPr>
+          <w:color w:val="000000" w:themeColor="text1"/>
+        </w:rPr>
+        <w:t>…</w:t>
+      </w:r>
+    </w:p>
+    <w:p>
+      <w:pPr>
+        <w:jc w:val="both"/>
+      </w:pPr>
+      <w:r>
+        <w:t>Text:</w:t>
+      </w:r>
+      <w:r>
+        <w:t xml:space="preserve"> </w:t>
+      </w:r>
+      <w:r>
         <w:t xml:space="preserve">Posterior cervical foraminotomy (PCF) is a </w:t>
       </w:r>
       <w:r>
-        <w:t xml:space="preserve">surgical procedure that relieves pressure on spine cord and nerves by </w:t>
+        <w:t xml:space="preserve">surgical </w:t>
+      </w:r>
+      <w:r>
+        <w:t>procedure</w:t>
+      </w:r>
+      <w:r>
+        <w:t xml:space="preserve"> that relieves pressure on</w:t>
+      </w:r>
+      <w:r>
+        <w:t xml:space="preserve"> spine cord and nerves</w:t>
+      </w:r>
+      <w:r>
+        <w:t xml:space="preserve"> by </w:t>
       </w:r>
       <w:r>
         <w:rPr>
@@ -56,7 +117,10 @@
         <w:t>posteriorly</w:t>
       </w:r>
       <w:r>
-        <w:t xml:space="preserve">. A major advantage of PCF is that it allows patients to </w:t>
+        <w:t xml:space="preserve">. </w:t>
+      </w:r>
+      <w:r>
+        <w:t xml:space="preserve">A major advantage of PCF is that it allows patients to </w:t>
       </w:r>
       <w:r>
         <w:rPr>
@@ -65,7 +129,16 @@
         <w:t xml:space="preserve">preserve range of motion </w:t>
       </w:r>
       <w:r>
-        <w:t xml:space="preserve">after the surgery. During the procedure, surgeons may additionally perform </w:t>
+        <w:t xml:space="preserve">after the surgery. </w:t>
+      </w:r>
+      <w:r>
+        <w:t xml:space="preserve">During the procedure, </w:t>
+      </w:r>
+      <w:r>
+        <w:t>s</w:t>
+      </w:r>
+      <w:r>
+        <w:t xml:space="preserve">urgeons may additionally perform </w:t>
       </w:r>
       <w:r>
         <w:rPr>
@@ -74,109 +147,19 @@
         <w:t>discectomy</w:t>
       </w:r>
       <w:r>
-        <w:t xml:space="preserve"> or </w:t>
-      </w:r>
+        <w:t xml:space="preserve"> </w:t>
+      </w:r>
+      <w:r>
+        <w:t xml:space="preserve">or </w:t>
+      </w:r>
+      <w:proofErr w:type="spellStart"/>
       <w:r>
         <w:rPr>
           <w:color w:val="00B0F0"/>
         </w:rPr>
         <w:t>osteophytectomy</w:t>
       </w:r>
-      <w:r>
-        <w:t xml:space="preserve"> to</w:t>
-      </w:r>
-      <w:r>
-        <w:t>…</w:t>
-      </w:r>
-    </w:p>
-    <w:p>
-      <w:pPr>
-        <w:jc w:val="both"/>
-      </w:pPr>
-      <w:r>
-        <w:t>Text:</w:t>
-      </w:r>
-      <w:r>
-        <w:t xml:space="preserve"> </w:t>
-      </w:r>
-      <w:r>
-        <w:t xml:space="preserve">Posterior cervical foraminotomy (PCF) is a </w:t>
-      </w:r>
-      <w:r>
-        <w:t xml:space="preserve">surgical </w:t>
-      </w:r>
-      <w:r>
-        <w:t>procedure</w:t>
-      </w:r>
-      <w:r>
-        <w:t xml:space="preserve"> that relieves pressure on</w:t>
-      </w:r>
-      <w:r>
-        <w:t xml:space="preserve"> spine cord and nerves</w:t>
-      </w:r>
-      <w:r>
-        <w:t xml:space="preserve"> by </w:t>
-      </w:r>
-      <w:r>
-        <w:rPr>
-          <w:color w:val="00B0F0"/>
-        </w:rPr>
-        <w:t>widening the neural foramen</w:t>
-      </w:r>
-      <w:r>
-        <w:rPr>
-          <w:color w:val="00B0F0"/>
-        </w:rPr>
-        <w:t xml:space="preserve"> </w:t>
-      </w:r>
-      <w:r>
-        <w:rPr>
-          <w:color w:val="000000" w:themeColor="text1"/>
-        </w:rPr>
-        <w:t>posteriorly</w:t>
-      </w:r>
-      <w:r>
-        <w:t xml:space="preserve">. </w:t>
-      </w:r>
-      <w:r>
-        <w:t xml:space="preserve">A major advantage of PCF is that it allows patients to </w:t>
-      </w:r>
-      <w:r>
-        <w:rPr>
-          <w:color w:val="00B0F0"/>
-        </w:rPr>
-        <w:t xml:space="preserve">preserve range of motion </w:t>
-      </w:r>
-      <w:r>
-        <w:t xml:space="preserve">after the surgery. </w:t>
-      </w:r>
-      <w:r>
-        <w:t xml:space="preserve">During the procedure, </w:t>
-      </w:r>
-      <w:r>
-        <w:t>s</w:t>
-      </w:r>
-      <w:r>
-        <w:t xml:space="preserve">urgeons may additionally perform </w:t>
-      </w:r>
-      <w:r>
-        <w:rPr>
-          <w:color w:val="00B0F0"/>
-        </w:rPr>
-        <w:t>discectomy</w:t>
-      </w:r>
-      <w:r>
-        <w:t xml:space="preserve"> </w:t>
-      </w:r>
-      <w:r>
-        <w:t xml:space="preserve">or </w:t>
-      </w:r>
-      <w:r>
-        <w:rPr>
-          <w:color w:val="00B0F0"/>
-        </w:rPr>
-        <w:t>osteophytectomy</w:t>
-      </w:r>
+      <w:proofErr w:type="spellEnd"/>
       <w:r>
         <w:t xml:space="preserve"> to achieve adequate decompression and symptom relief.</w:t>
       </w:r>
@@ -286,7 +269,21 @@
         <w:rPr>
           <w:color w:val="00B0F0"/>
         </w:rPr>
-        <w:t>Cervical spondylotic radiculopathy</w:t>
+        <w:t xml:space="preserve">Cervical </w:t>
+      </w:r>
+      <w:proofErr w:type="spellStart"/>
+      <w:r>
+        <w:rPr>
+          <w:color w:val="00B0F0"/>
+        </w:rPr>
+        <w:t>spondylotic</w:t>
+      </w:r>
+      <w:proofErr w:type="spellEnd"/>
+      <w:r>
+        <w:rPr>
+          <w:color w:val="00B0F0"/>
+        </w:rPr>
+        <w:t xml:space="preserve"> radiculopathy</w:t>
       </w:r>
     </w:p>
     <w:p>
@@ -520,12 +517,14 @@
       <w:r>
         <w:t xml:space="preserve">Title: </w:t>
       </w:r>
+      <w:proofErr w:type="spellStart"/>
       <w:r>
         <w:t>Laminof</w:t>
       </w:r>
       <w:r>
         <w:t>oraminotomy</w:t>
       </w:r>
+      <w:proofErr w:type="spellEnd"/>
     </w:p>
     <w:p>
       <w:pPr>
@@ -612,12 +611,14 @@
       <w:r>
         <w:t xml:space="preserve">, a procedure known as </w:t>
       </w:r>
+      <w:proofErr w:type="spellStart"/>
       <w:r>
         <w:rPr>
           <w:color w:val="00B0F0"/>
         </w:rPr>
         <w:t>laminoforaminotomy</w:t>
       </w:r>
+      <w:proofErr w:type="spellEnd"/>
       <w:r>
         <w:t xml:space="preserve">. </w:t>
       </w:r>
@@ -780,6 +781,7 @@
       <w:r>
         <w:t xml:space="preserve"> </w:t>
       </w:r>
+      <w:proofErr w:type="spellStart"/>
       <w:r>
         <w:rPr>
           <w:color w:val="00B0F0"/>
@@ -790,7 +792,14 @@
         <w:rPr>
           <w:color w:val="00B0F0"/>
         </w:rPr>
-        <w:t xml:space="preserve">steophytectomy </w:t>
+        <w:t>steophytectomy</w:t>
+      </w:r>
+      <w:proofErr w:type="spellEnd"/>
+      <w:r>
+        <w:rPr>
+          <w:color w:val="00B0F0"/>
+        </w:rPr>
+        <w:t xml:space="preserve"> </w:t>
       </w:r>
       <w:r>
         <w:t xml:space="preserve">may </w:t>
@@ -1087,12 +1096,14 @@
       <w:r>
         <w:t xml:space="preserve"> and </w:t>
       </w:r>
+      <w:proofErr w:type="spellStart"/>
       <w:r>
         <w:rPr>
           <w:color w:val="00B0F0"/>
         </w:rPr>
         <w:t>osteophytectomy</w:t>
       </w:r>
+      <w:proofErr w:type="spellEnd"/>
       <w:r>
         <w:t xml:space="preserve"> to ensure </w:t>
       </w:r>
